--- a/Insurance_Workflow_SRS.docx
+++ b/Insurance_Workflow_SRS.docx
@@ -43,7 +43,7 @@
           <w:b w:val="0"/>
           <w:sz w:val="22"/>
         </w:rPr>
-        <w:t>Team 07 | Version 1.0 | 12 October 2026</w:t>
+        <w:t>Team 07 | Version 1.1 | 12 October 2026</w:t>
       </w:r>
     </w:p>
     <w:p>
@@ -867,6 +867,107 @@
           </w:p>
         </w:tc>
       </w:tr>
+      <w:tr>
+        <w:trPr>
+          <w:cantSplit/>
+        </w:trPr>
+        <w:tc>
+          <w:tcPr>
+            <w:tcW w:type="dxa" w:w="2016"/>
+            <w:vAlign w:val="center"/>
+            <w:tcMar>
+              <w:top w:w="85" w:type="dxa"/>
+              <w:left w:w="85" w:type="dxa"/>
+              <w:bottom w:w="85" w:type="dxa"/>
+              <w:right w:w="85" w:type="dxa"/>
+            </w:tcMar>
+            <w:tcBorders>
+              <w:top w:val="single" w:sz="4" w:color="D9D9D9"/>
+              <w:left w:val="single" w:sz="4" w:color="D9D9D9"/>
+              <w:bottom w:val="single" w:sz="4" w:color="D9D9D9"/>
+              <w:right w:val="single" w:sz="4" w:color="D9D9D9"/>
+            </w:tcBorders>
+          </w:tcPr>
+          <w:p>
+            <w:pPr>
+              <w:spacing w:after="40" w:before="40" w:line="240" w:lineRule="auto"/>
+            </w:pPr>
+            <w:r>
+              <w:rPr>
+                <w:rFonts w:ascii="Calibri" w:hAnsi="Calibri"/>
+                <w:b w:val="0"/>
+                <w:color w:val="000000"/>
+                <w:sz w:val="20"/>
+              </w:rPr>
+              <w:t>1.1 / 12 October 2026</w:t>
+            </w:r>
+          </w:p>
+        </w:tc>
+        <w:tc>
+          <w:tcPr>
+            <w:tcW w:type="dxa" w:w="2376"/>
+            <w:vAlign w:val="center"/>
+            <w:tcMar>
+              <w:top w:w="85" w:type="dxa"/>
+              <w:left w:w="85" w:type="dxa"/>
+              <w:bottom w:w="85" w:type="dxa"/>
+              <w:right w:w="85" w:type="dxa"/>
+            </w:tcMar>
+            <w:tcBorders>
+              <w:top w:val="single" w:sz="4" w:color="D9D9D9"/>
+              <w:left w:val="single" w:sz="4" w:color="D9D9D9"/>
+              <w:bottom w:val="single" w:sz="4" w:color="D9D9D9"/>
+              <w:right w:val="single" w:sz="4" w:color="D9D9D9"/>
+            </w:tcBorders>
+          </w:tcPr>
+          <w:p>
+            <w:pPr>
+              <w:spacing w:after="40" w:before="40" w:line="240" w:lineRule="auto"/>
+            </w:pPr>
+            <w:r>
+              <w:rPr>
+                <w:rFonts w:ascii="Calibri" w:hAnsi="Calibri"/>
+                <w:b w:val="0"/>
+                <w:color w:val="000000"/>
+                <w:sz w:val="20"/>
+              </w:rPr>
+              <w:t>Anuj Srijan</w:t>
+            </w:r>
+          </w:p>
+        </w:tc>
+        <w:tc>
+          <w:tcPr>
+            <w:tcW w:type="dxa" w:w="4248"/>
+            <w:vAlign w:val="center"/>
+            <w:tcMar>
+              <w:top w:w="85" w:type="dxa"/>
+              <w:left w:w="85" w:type="dxa"/>
+              <w:bottom w:w="85" w:type="dxa"/>
+              <w:right w:w="85" w:type="dxa"/>
+            </w:tcMar>
+            <w:tcBorders>
+              <w:top w:val="single" w:sz="4" w:color="D9D9D9"/>
+              <w:left w:val="single" w:sz="4" w:color="D9D9D9"/>
+              <w:bottom w:val="single" w:sz="4" w:color="D9D9D9"/>
+              <w:right w:val="single" w:sz="4" w:color="D9D9D9"/>
+            </w:tcBorders>
+          </w:tcPr>
+          <w:p>
+            <w:pPr>
+              <w:spacing w:after="40" w:before="40" w:line="240" w:lineRule="auto"/>
+            </w:pPr>
+            <w:r>
+              <w:rPr>
+                <w:rFonts w:ascii="Calibri" w:hAnsi="Calibri"/>
+                <w:b w:val="0"/>
+                <w:color w:val="000000"/>
+                <w:sz w:val="20"/>
+              </w:rPr>
+              <w:t>Integrate requirement/component/test references and reconcile acceptance rules.</w:t>
+            </w:r>
+          </w:p>
+        </w:tc>
+      </w:tr>
     </w:tbl>
     <w:p>
       <w:pPr>
@@ -3054,7 +3155,7 @@
           <w:b w:val="0"/>
           <w:sz w:val="22"/>
         </w:rPr>
-        <w:t>Acceptance: Both terminal outcomes persist; unauthorized, self-approved, premature or repeated decisions are rejected.</w:t>
+        <w:t>Acceptance: Both terminal outcomes persist; unauthorized, self-approved and premature decisions are rejected. A new decision on a terminal record returns 409; an identical retry with the original idempotency key returns the original outcome without another mutation.</w:t>
       </w:r>
     </w:p>
     <w:p>
@@ -5046,7 +5147,7 @@
           <w:b w:val="0"/>
           <w:sz w:val="22"/>
         </w:rPr>
-        <w:t>Every requirement below maps to planned tests. N = Not run. Component references are proposed SAD section 3.4 identifiers; integration will verify the shared baseline.</w:t>
+        <w:t>Every requirement below maps to planned tests. N = Not run. Component references resolve to SAD section 3.4; case references resolve to STP section 13.2. The integrated v1.1 baseline contains 31 requirements, 8 components and 37 planned test cases.</w:t>
       </w:r>
     </w:p>
     <w:tbl>
@@ -8308,6 +8409,57 @@
           <w:b w:val="0"/>
           <w:sz w:val="22"/>
         </w:rPr>
+      </w:r>
+    </w:p>
+    <w:p>
+      <w:pPr>
+        <w:pStyle w:val="Heading2"/>
+        <w:keepNext/>
+      </w:pPr>
+      <w:r>
+        <w:rPr>
+          <w:color w:val="000000"/>
+        </w:rPr>
+        <w:t>8.1 Integrated baseline verification</w:t>
+      </w:r>
+    </w:p>
+    <w:p>
+      <w:pPr>
+        <w:spacing w:after="120" w:line="254" w:lineRule="auto"/>
+      </w:pPr>
+      <w:r>
+        <w:rPr>
+          <w:rFonts w:ascii="Calibri" w:hAnsi="Calibri"/>
+          <w:b w:val="0"/>
+          <w:sz w:val="22"/>
+        </w:rPr>
+        <w:t>The integration review reconciled the same 31 requirement IDs across SRS, SAD and STP and confirmed a component and planned-test mapping for every requirement. All 37 cases are referenced. Security objectives map to the security controls in section 5.1; component ranges C01-C08 mean all eight components.</w:t>
+      </w:r>
+    </w:p>
+    <w:p>
+      <w:pPr>
+        <w:spacing w:after="120" w:line="254" w:lineRule="auto"/>
+      </w:pPr>
+      <w:r>
+        <w:rPr>
+          <w:rFonts w:ascii="Calibri" w:hAnsi="Calibri"/>
+          <w:b w:val="0"/>
+          <w:sz w:val="22"/>
+        </w:rPr>
+        <w:t>Decision retries now distinguish idempotent replay from a new decision on a terminal record. The STP explicitly exercises both. Planned test coverage is complete; execution and stakeholder acceptance remain pending.</w:t>
+      </w:r>
+    </w:p>
+    <w:p>
+      <w:pPr>
+        <w:spacing w:after="120" w:line="254" w:lineRule="auto"/>
+      </w:pPr>
+      <w:r>
+        <w:rPr>
+          <w:rFonts w:ascii="Calibri" w:hAnsi="Calibri"/>
+          <w:b w:val="0"/>
+          <w:sz w:val="22"/>
+        </w:rPr>
+        <w:t>Integration prepared with AI assistance for Anuj Srijan on 12 October 2026. Stakeholder signatures are pending; no personal review approval is inferred from the Git author field.</w:t>
       </w:r>
     </w:p>
     <w:sectPr>
